--- a/resources/templates/informe-poligrafo-especifica-v2.docx
+++ b/resources/templates/informe-poligrafo-especifica-v2.docx
@@ -1302,7 +1302,7 @@
                 <w:szCs w:val="22"/>
                 <w:lang w:eastAsia="en-US"/>
               </w:rPr>
-              <w:t>Iggs:</w:t>
+              <w:t>IGSS:</w:t>
             </w:r>
           </w:p>
         </w:tc>
